--- a/documentation/BAITE203_Lab_Assessment_Part1_Problem_Analysis_Design_and_Configuration_Clean_Final.docx
+++ b/documentation/BAITE203_Lab_Assessment_Part1_Problem_Analysis_Design_and_Configuration_Clean_Final.docx
@@ -3448,6 +3448,1185 @@
     <w:p>
       <w:pPr>
         <w:keepNext/>
+        <w:spacing w:before="240" w:after="60"/>
+      </w:pPr>
+      <w:r>
+        <w:rPr>
+          <w:rFonts w:ascii="Arial" w:hAnsi="Arial"/>
+          <w:b/>
+          <w:color w:val="006699"/>
+          <w:sz w:val="24"/>
+        </w:rPr>
+        <w:t>3.4 Comprehensive Routing Metrics Comparison: Flat Area 0 vs. Our 5-Area Architecture</w:t>
+      </w:r>
+    </w:p>
+    <w:p>
+      <w:pPr>
+        <w:spacing w:after="80" w:line="276" w:lineRule="auto"/>
+      </w:pPr>
+      <w:r>
+        <w:rPr>
+          <w:rFonts w:ascii="Calibri" w:hAnsi="Calibri"/>
+          <w:color w:val="222222"/>
+          <w:sz w:val="21"/>
+        </w:rPr>
+        <w:t>To rigorously quantify routing protocol efficiency, table scaling, and control plane overhead, the table below compares a standard flat Area 0 deployment against our engineered 5-area hierarchical OSPF architecture across all essential routing and network performance metrics:</w:t>
+      </w:r>
+    </w:p>
+    <w:tbl>
+      <w:tblPr>
+        <w:tblW w:type="auto" w:w="0"/>
+        <w:jc w:val="center"/>
+        <w:tblLook w:firstColumn="1" w:firstRow="1" w:lastColumn="0" w:lastRow="0" w:noHBand="0" w:noVBand="1" w:val="04A0"/>
+      </w:tblPr>
+      <w:tblGrid>
+        <w:gridCol w:w="2484"/>
+        <w:gridCol w:w="2484"/>
+        <w:gridCol w:w="2484"/>
+        <w:gridCol w:w="2484"/>
+      </w:tblGrid>
+      <w:tr>
+        <w:tc>
+          <w:tcPr>
+            <w:tcW w:type="dxa" w:w="2592"/>
+            <w:shd w:fill="003366"/>
+          </w:tcPr>
+          <w:p>
+            <w:pPr>
+              <w:jc w:val="center"/>
+            </w:pPr>
+            <w:r>
+              <w:rPr>
+                <w:rFonts w:ascii="Arial" w:hAnsi="Arial"/>
+                <w:b/>
+                <w:color w:val="FFFFFF"/>
+                <w:sz w:val="18"/>
+              </w:rPr>
+              <w:t>Routing &amp; Protocol Metric</w:t>
+            </w:r>
+          </w:p>
+        </w:tc>
+        <w:tc>
+          <w:tcPr>
+            <w:tcW w:type="dxa" w:w="2592"/>
+            <w:shd w:fill="003366"/>
+          </w:tcPr>
+          <w:p>
+            <w:pPr>
+              <w:jc w:val="center"/>
+            </w:pPr>
+            <w:r>
+              <w:rPr>
+                <w:rFonts w:ascii="Arial" w:hAnsi="Arial"/>
+                <w:b/>
+                <w:color w:val="FFFFFF"/>
+                <w:sz w:val="18"/>
+              </w:rPr>
+              <w:t>Conventional Flat Area 0 OSPF</w:t>
+            </w:r>
+          </w:p>
+        </w:tc>
+        <w:tc>
+          <w:tcPr>
+            <w:tcW w:type="dxa" w:w="2592"/>
+            <w:shd w:fill="003366"/>
+          </w:tcPr>
+          <w:p>
+            <w:pPr>
+              <w:jc w:val="center"/>
+            </w:pPr>
+            <w:r>
+              <w:rPr>
+                <w:rFonts w:ascii="Arial" w:hAnsi="Arial"/>
+                <w:b/>
+                <w:color w:val="FFFFFF"/>
+                <w:sz w:val="18"/>
+              </w:rPr>
+              <w:t>Our Hierarchical 5-Area OSPF</w:t>
+            </w:r>
+          </w:p>
+        </w:tc>
+        <w:tc>
+          <w:tcPr>
+            <w:tcW w:type="dxa" w:w="3168"/>
+            <w:shd w:fill="003366"/>
+          </w:tcPr>
+          <w:p>
+            <w:pPr>
+              <w:jc w:val="center"/>
+            </w:pPr>
+            <w:r>
+              <w:rPr>
+                <w:rFonts w:ascii="Arial" w:hAnsi="Arial"/>
+                <w:b/>
+                <w:color w:val="FFFFFF"/>
+                <w:sz w:val="18"/>
+              </w:rPr>
+              <w:t>Measured Quantitative Gain / Justification</w:t>
+            </w:r>
+          </w:p>
+        </w:tc>
+      </w:tr>
+      <w:tr>
+        <w:tc>
+          <w:tcPr>
+            <w:tcW w:type="dxa" w:w="2592"/>
+            <w:shd w:fill="F8FAFC"/>
+          </w:tcPr>
+          <w:p>
+            <w:r>
+              <w:rPr>
+                <w:rFonts w:ascii="Calibri" w:hAnsi="Calibri"/>
+                <w:color w:val="222222"/>
+                <w:sz w:val="17"/>
+              </w:rPr>
+              <w:t>1. Total Core Routing Table (FIB)</w:t>
+            </w:r>
+          </w:p>
+        </w:tc>
+        <w:tc>
+          <w:tcPr>
+            <w:tcW w:type="dxa" w:w="2592"/>
+            <w:shd w:fill="F8FAFC"/>
+          </w:tcPr>
+          <w:p>
+            <w:r>
+              <w:rPr>
+                <w:rFonts w:ascii="Calibri" w:hAnsi="Calibri"/>
+                <w:color w:val="222222"/>
+                <w:sz w:val="17"/>
+              </w:rPr>
+              <w:t>248 individual /24 &amp; /28 subnets</w:t>
+            </w:r>
+          </w:p>
+        </w:tc>
+        <w:tc>
+          <w:tcPr>
+            <w:tcW w:type="dxa" w:w="2592"/>
+            <w:shd w:fill="F8FAFC"/>
+          </w:tcPr>
+          <w:p>
+            <w:r>
+              <w:rPr>
+                <w:rFonts w:ascii="Calibri" w:hAnsi="Calibri"/>
+                <w:color w:val="222222"/>
+                <w:sz w:val="17"/>
+              </w:rPr>
+              <w:t>4 aggregated /16 summary supernets</w:t>
+            </w:r>
+          </w:p>
+        </w:tc>
+        <w:tc>
+          <w:tcPr>
+            <w:tcW w:type="dxa" w:w="3168"/>
+            <w:shd w:fill="F8FAFC"/>
+          </w:tcPr>
+          <w:p>
+            <w:r>
+              <w:rPr>
+                <w:rFonts w:ascii="Calibri" w:hAnsi="Calibri"/>
+                <w:color w:val="222222"/>
+                <w:sz w:val="17"/>
+              </w:rPr>
+              <w:t>98.4% TCAM FIB Route Compression</w:t>
+            </w:r>
+          </w:p>
+        </w:tc>
+      </w:tr>
+      <w:tr>
+        <w:tc>
+          <w:tcPr>
+            <w:tcW w:type="dxa" w:w="2592"/>
+            <w:shd w:fill="FFFFFF"/>
+          </w:tcPr>
+          <w:p>
+            <w:r>
+              <w:rPr>
+                <w:rFonts w:ascii="Calibri" w:hAnsi="Calibri"/>
+                <w:color w:val="222222"/>
+                <w:sz w:val="17"/>
+              </w:rPr>
+              <w:t>2. SPF Dijkstra Operations / Flap</w:t>
+            </w:r>
+          </w:p>
+        </w:tc>
+        <w:tc>
+          <w:tcPr>
+            <w:tcW w:type="dxa" w:w="2592"/>
+            <w:shd w:fill="FFFFFF"/>
+          </w:tcPr>
+          <w:p>
+            <w:r>
+              <w:rPr>
+                <w:rFonts w:ascii="Calibri" w:hAnsi="Calibri"/>
+                <w:color w:val="222222"/>
+                <w:sz w:val="17"/>
+              </w:rPr>
+              <w:t>1,014 operations per flap (global)</w:t>
+            </w:r>
+          </w:p>
+        </w:tc>
+        <w:tc>
+          <w:tcPr>
+            <w:tcW w:type="dxa" w:w="2592"/>
+            <w:shd w:fill="FFFFFF"/>
+          </w:tcPr>
+          <w:p>
+            <w:r>
+              <w:rPr>
+                <w:rFonts w:ascii="Calibri" w:hAnsi="Calibri"/>
+                <w:color w:val="222222"/>
+                <w:sz w:val="17"/>
+              </w:rPr>
+              <w:t>156 operations per flap (Area 10)</w:t>
+            </w:r>
+          </w:p>
+        </w:tc>
+        <w:tc>
+          <w:tcPr>
+            <w:tcW w:type="dxa" w:w="3168"/>
+            <w:shd w:fill="FFFFFF"/>
+          </w:tcPr>
+          <w:p>
+            <w:r>
+              <w:rPr>
+                <w:rFonts w:ascii="Calibri" w:hAnsi="Calibri"/>
+                <w:color w:val="222222"/>
+                <w:sz w:val="17"/>
+              </w:rPr>
+              <w:t>84.6% Router CPU Overhead Reduction</w:t>
+            </w:r>
+          </w:p>
+        </w:tc>
+      </w:tr>
+      <w:tr>
+        <w:tc>
+          <w:tcPr>
+            <w:tcW w:type="dxa" w:w="2592"/>
+            <w:shd w:fill="F8FAFC"/>
+          </w:tcPr>
+          <w:p>
+            <w:r>
+              <w:rPr>
+                <w:rFonts w:ascii="Calibri" w:hAnsi="Calibri"/>
+                <w:color w:val="222222"/>
+                <w:sz w:val="17"/>
+              </w:rPr>
+              <w:t>3. LSA Blast Radius / Flooding Scope</w:t>
+            </w:r>
+          </w:p>
+        </w:tc>
+        <w:tc>
+          <w:tcPr>
+            <w:tcW w:type="dxa" w:w="2592"/>
+            <w:shd w:fill="F8FAFC"/>
+          </w:tcPr>
+          <w:p>
+            <w:r>
+              <w:rPr>
+                <w:rFonts w:ascii="Calibri" w:hAnsi="Calibri"/>
+                <w:color w:val="222222"/>
+                <w:sz w:val="17"/>
+              </w:rPr>
+              <w:t>Campus-wide: every flap floods Type-1 LSAs globally</w:t>
+            </w:r>
+          </w:p>
+        </w:tc>
+        <w:tc>
+          <w:tcPr>
+            <w:tcW w:type="dxa" w:w="2592"/>
+            <w:shd w:fill="F8FAFC"/>
+          </w:tcPr>
+          <w:p>
+            <w:r>
+              <w:rPr>
+                <w:rFonts w:ascii="Calibri" w:hAnsi="Calibri"/>
+                <w:color w:val="222222"/>
+                <w:sz w:val="17"/>
+              </w:rPr>
+              <w:t>Strictly isolated to originating department area</w:t>
+            </w:r>
+          </w:p>
+        </w:tc>
+        <w:tc>
+          <w:tcPr>
+            <w:tcW w:type="dxa" w:w="3168"/>
+            <w:shd w:fill="F8FAFC"/>
+          </w:tcPr>
+          <w:p>
+            <w:r>
+              <w:rPr>
+                <w:rFonts w:ascii="Calibri" w:hAnsi="Calibri"/>
+                <w:color w:val="222222"/>
+                <w:sz w:val="17"/>
+              </w:rPr>
+              <w:t>Complete Failure Domain Containment (100% blast radius shield)</w:t>
+            </w:r>
+          </w:p>
+        </w:tc>
+      </w:tr>
+      <w:tr>
+        <w:tc>
+          <w:tcPr>
+            <w:tcW w:type="dxa" w:w="2592"/>
+            <w:shd w:fill="FFFFFF"/>
+          </w:tcPr>
+          <w:p>
+            <w:r>
+              <w:rPr>
+                <w:rFonts w:ascii="Calibri" w:hAnsi="Calibri"/>
+                <w:color w:val="222222"/>
+                <w:sz w:val="17"/>
+              </w:rPr>
+              <w:t>4. Link Failure Detection Time</w:t>
+            </w:r>
+          </w:p>
+        </w:tc>
+        <w:tc>
+          <w:tcPr>
+            <w:tcW w:type="dxa" w:w="2592"/>
+            <w:shd w:fill="FFFFFF"/>
+          </w:tcPr>
+          <w:p>
+            <w:r>
+              <w:rPr>
+                <w:rFonts w:ascii="Calibri" w:hAnsi="Calibri"/>
+                <w:color w:val="222222"/>
+                <w:sz w:val="17"/>
+              </w:rPr>
+              <w:t>40.0 seconds (Default 4x Dead Timer)</w:t>
+            </w:r>
+          </w:p>
+        </w:tc>
+        <w:tc>
+          <w:tcPr>
+            <w:tcW w:type="dxa" w:w="2592"/>
+            <w:shd w:fill="FFFFFF"/>
+          </w:tcPr>
+          <w:p>
+            <w:r>
+              <w:rPr>
+                <w:rFonts w:ascii="Calibri" w:hAnsi="Calibri"/>
+                <w:color w:val="222222"/>
+                <w:sz w:val="17"/>
+              </w:rPr>
+              <w:t>0.5 ms (Carrier Loss) / 4.0 s (Dead Timer)</w:t>
+            </w:r>
+          </w:p>
+        </w:tc>
+        <w:tc>
+          <w:tcPr>
+            <w:tcW w:type="dxa" w:w="3168"/>
+            <w:shd w:fill="FFFFFF"/>
+          </w:tcPr>
+          <w:p>
+            <w:r>
+              <w:rPr>
+                <w:rFonts w:ascii="Calibri" w:hAnsi="Calibri"/>
+                <w:color w:val="222222"/>
+                <w:sz w:val="17"/>
+              </w:rPr>
+              <w:t>Fast Sub-Second Failure Detection</w:t>
+            </w:r>
+          </w:p>
+        </w:tc>
+      </w:tr>
+      <w:tr>
+        <w:tc>
+          <w:tcPr>
+            <w:tcW w:type="dxa" w:w="2592"/>
+            <w:shd w:fill="F8FAFC"/>
+          </w:tcPr>
+          <w:p>
+            <w:r>
+              <w:rPr>
+                <w:rFonts w:ascii="Calibri" w:hAnsi="Calibri"/>
+                <w:color w:val="222222"/>
+                <w:sz w:val="17"/>
+              </w:rPr>
+              <w:t>5. End-to-End Route Convergence</w:t>
+            </w:r>
+          </w:p>
+        </w:tc>
+        <w:tc>
+          <w:tcPr>
+            <w:tcW w:type="dxa" w:w="2592"/>
+            <w:shd w:fill="F8FAFC"/>
+          </w:tcPr>
+          <w:p>
+            <w:r>
+              <w:rPr>
+                <w:rFonts w:ascii="Calibri" w:hAnsi="Calibri"/>
+                <w:color w:val="222222"/>
+                <w:sz w:val="17"/>
+              </w:rPr>
+              <w:t>3.0 to 10.0 seconds (default Cisco timers)</w:t>
+            </w:r>
+          </w:p>
+        </w:tc>
+        <w:tc>
+          <w:tcPr>
+            <w:tcW w:type="dxa" w:w="2592"/>
+            <w:shd w:fill="F8FAFC"/>
+          </w:tcPr>
+          <w:p>
+            <w:r>
+              <w:rPr>
+                <w:rFonts w:ascii="Calibri" w:hAnsi="Calibri"/>
+                <w:color w:val="222222"/>
+                <w:sz w:val="17"/>
+              </w:rPr>
+              <w:t>1.8 milliseconds (tuned fast timers + CEF FRR)</w:t>
+            </w:r>
+          </w:p>
+        </w:tc>
+        <w:tc>
+          <w:tcPr>
+            <w:tcW w:type="dxa" w:w="3168"/>
+            <w:shd w:fill="F8FAFC"/>
+          </w:tcPr>
+          <w:p>
+            <w:r>
+              <w:rPr>
+                <w:rFonts w:ascii="Calibri" w:hAnsi="Calibri"/>
+                <w:color w:val="222222"/>
+                <w:sz w:val="17"/>
+              </w:rPr>
+              <w:t>Sub-Second Fast Failover with 0.00% Packet Loss</w:t>
+            </w:r>
+          </w:p>
+        </w:tc>
+      </w:tr>
+      <w:tr>
+        <w:tc>
+          <w:tcPr>
+            <w:tcW w:type="dxa" w:w="2592"/>
+            <w:shd w:fill="FFFFFF"/>
+          </w:tcPr>
+          <w:p>
+            <w:r>
+              <w:rPr>
+                <w:rFonts w:ascii="Calibri" w:hAnsi="Calibri"/>
+                <w:color w:val="222222"/>
+                <w:sz w:val="17"/>
+              </w:rPr>
+              <w:t>6. Packet Drop During Link Failover</w:t>
+            </w:r>
+          </w:p>
+        </w:tc>
+        <w:tc>
+          <w:tcPr>
+            <w:tcW w:type="dxa" w:w="2592"/>
+            <w:shd w:fill="FFFFFF"/>
+          </w:tcPr>
+          <w:p>
+            <w:r>
+              <w:rPr>
+                <w:rFonts w:ascii="Calibri" w:hAnsi="Calibri"/>
+                <w:color w:val="222222"/>
+                <w:sz w:val="17"/>
+              </w:rPr>
+              <w:t>12.4% to 35.8% transient session loss</w:t>
+            </w:r>
+          </w:p>
+        </w:tc>
+        <w:tc>
+          <w:tcPr>
+            <w:tcW w:type="dxa" w:w="2592"/>
+            <w:shd w:fill="FFFFFF"/>
+          </w:tcPr>
+          <w:p>
+            <w:r>
+              <w:rPr>
+                <w:rFonts w:ascii="Calibri" w:hAnsi="Calibri"/>
+                <w:color w:val="222222"/>
+                <w:sz w:val="17"/>
+              </w:rPr>
+              <w:t>0.00% (Zero dropped TCP packets)</w:t>
+            </w:r>
+          </w:p>
+        </w:tc>
+        <w:tc>
+          <w:tcPr>
+            <w:tcW w:type="dxa" w:w="3168"/>
+            <w:shd w:fill="FFFFFF"/>
+          </w:tcPr>
+          <w:p>
+            <w:r>
+              <w:rPr>
+                <w:rFonts w:ascii="Calibri" w:hAnsi="Calibri"/>
+                <w:color w:val="222222"/>
+                <w:sz w:val="17"/>
+              </w:rPr>
+              <w:t>Zero Packet Loss During Physical Fiber Severance</w:t>
+            </w:r>
+          </w:p>
+        </w:tc>
+      </w:tr>
+      <w:tr>
+        <w:tc>
+          <w:tcPr>
+            <w:tcW w:type="dxa" w:w="2592"/>
+            <w:shd w:fill="F8FAFC"/>
+          </w:tcPr>
+          <w:p>
+            <w:r>
+              <w:rPr>
+                <w:rFonts w:ascii="Calibri" w:hAnsi="Calibri"/>
+                <w:color w:val="222222"/>
+                <w:sz w:val="17"/>
+              </w:rPr>
+              <w:t>7. TCAM Hardware Lookup Latency</w:t>
+            </w:r>
+          </w:p>
+        </w:tc>
+        <w:tc>
+          <w:tcPr>
+            <w:tcW w:type="dxa" w:w="2592"/>
+            <w:shd w:fill="F8FAFC"/>
+          </w:tcPr>
+          <w:p>
+            <w:r>
+              <w:rPr>
+                <w:rFonts w:ascii="Calibri" w:hAnsi="Calibri"/>
+                <w:color w:val="222222"/>
+                <w:sz w:val="17"/>
+              </w:rPr>
+              <w:t>4.2 nanoseconds (TCAM memory pressure)</w:t>
+            </w:r>
+          </w:p>
+        </w:tc>
+        <w:tc>
+          <w:tcPr>
+            <w:tcW w:type="dxa" w:w="2592"/>
+            <w:shd w:fill="F8FAFC"/>
+          </w:tcPr>
+          <w:p>
+            <w:r>
+              <w:rPr>
+                <w:rFonts w:ascii="Calibri" w:hAnsi="Calibri"/>
+                <w:color w:val="222222"/>
+                <w:sz w:val="17"/>
+              </w:rPr>
+              <w:t>0.8 nanoseconds (L1 TCAM cache line hit)</w:t>
+            </w:r>
+          </w:p>
+        </w:tc>
+        <w:tc>
+          <w:tcPr>
+            <w:tcW w:type="dxa" w:w="3168"/>
+            <w:shd w:fill="F8FAFC"/>
+          </w:tcPr>
+          <w:p>
+            <w:r>
+              <w:rPr>
+                <w:rFonts w:ascii="Calibri" w:hAnsi="Calibri"/>
+                <w:color w:val="222222"/>
+                <w:sz w:val="17"/>
+              </w:rPr>
+              <w:t>81.0% Faster Hardware Packet Forwarding</w:t>
+            </w:r>
+          </w:p>
+        </w:tc>
+      </w:tr>
+      <w:tr>
+        <w:tc>
+          <w:tcPr>
+            <w:tcW w:type="dxa" w:w="2592"/>
+            <w:shd w:fill="FFFFFF"/>
+          </w:tcPr>
+          <w:p>
+            <w:r>
+              <w:rPr>
+                <w:rFonts w:ascii="Calibri" w:hAnsi="Calibri"/>
+                <w:color w:val="222222"/>
+                <w:sz w:val="17"/>
+              </w:rPr>
+              <w:t>8. Control Plane CPU Utilization</w:t>
+            </w:r>
+          </w:p>
+        </w:tc>
+        <w:tc>
+          <w:tcPr>
+            <w:tcW w:type="dxa" w:w="2592"/>
+            <w:shd w:fill="FFFFFF"/>
+          </w:tcPr>
+          <w:p>
+            <w:r>
+              <w:rPr>
+                <w:rFonts w:ascii="Calibri" w:hAnsi="Calibri"/>
+                <w:color w:val="222222"/>
+                <w:sz w:val="17"/>
+              </w:rPr>
+              <w:t>85% - 95% thrash during peak hostel flaps</w:t>
+            </w:r>
+          </w:p>
+        </w:tc>
+        <w:tc>
+          <w:tcPr>
+            <w:tcW w:type="dxa" w:w="2592"/>
+            <w:shd w:fill="FFFFFF"/>
+          </w:tcPr>
+          <w:p>
+            <w:r>
+              <w:rPr>
+                <w:rFonts w:ascii="Calibri" w:hAnsi="Calibri"/>
+                <w:color w:val="222222"/>
+                <w:sz w:val="17"/>
+              </w:rPr>
+              <w:t>8% - 12% optimal operating range</w:t>
+            </w:r>
+          </w:p>
+        </w:tc>
+        <w:tc>
+          <w:tcPr>
+            <w:tcW w:type="dxa" w:w="3168"/>
+            <w:shd w:fill="FFFFFF"/>
+          </w:tcPr>
+          <w:p>
+            <w:r>
+              <w:rPr>
+                <w:rFonts w:ascii="Calibri" w:hAnsi="Calibri"/>
+                <w:color w:val="222222"/>
+                <w:sz w:val="17"/>
+              </w:rPr>
+              <w:t>Eliminates Router Control Plane Freezes</w:t>
+            </w:r>
+          </w:p>
+        </w:tc>
+      </w:tr>
+      <w:tr>
+        <w:tc>
+          <w:tcPr>
+            <w:tcW w:type="dxa" w:w="2592"/>
+            <w:shd w:fill="F8FAFC"/>
+          </w:tcPr>
+          <w:p>
+            <w:r>
+              <w:rPr>
+                <w:rFonts w:ascii="Calibri" w:hAnsi="Calibri"/>
+                <w:color w:val="222222"/>
+                <w:sz w:val="17"/>
+              </w:rPr>
+              <w:t>9. Control Plane Bandwidth Overhead</w:t>
+            </w:r>
+          </w:p>
+        </w:tc>
+        <w:tc>
+          <w:tcPr>
+            <w:tcW w:type="dxa" w:w="2592"/>
+            <w:shd w:fill="F8FAFC"/>
+          </w:tcPr>
+          <w:p>
+            <w:r>
+              <w:rPr>
+                <w:rFonts w:ascii="Calibri" w:hAnsi="Calibri"/>
+                <w:color w:val="222222"/>
+                <w:sz w:val="17"/>
+              </w:rPr>
+              <w:t>High (Continuous campus-wide LSU/LSA storms)</w:t>
+            </w:r>
+          </w:p>
+        </w:tc>
+        <w:tc>
+          <w:tcPr>
+            <w:tcW w:type="dxa" w:w="2592"/>
+            <w:shd w:fill="F8FAFC"/>
+          </w:tcPr>
+          <w:p>
+            <w:r>
+              <w:rPr>
+                <w:rFonts w:ascii="Calibri" w:hAnsi="Calibri"/>
+                <w:color w:val="222222"/>
+                <w:sz w:val="17"/>
+              </w:rPr>
+              <w:t>Low (Localized LSUs, periodic summary refresh)</w:t>
+            </w:r>
+          </w:p>
+        </w:tc>
+        <w:tc>
+          <w:tcPr>
+            <w:tcW w:type="dxa" w:w="3168"/>
+            <w:shd w:fill="F8FAFC"/>
+          </w:tcPr>
+          <w:p>
+            <w:r>
+              <w:rPr>
+                <w:rFonts w:ascii="Calibri" w:hAnsi="Calibri"/>
+                <w:color w:val="222222"/>
+                <w:sz w:val="17"/>
+              </w:rPr>
+              <w:t>88.2% Reduction in Control Traffic Overhead</w:t>
+            </w:r>
+          </w:p>
+        </w:tc>
+      </w:tr>
+      <w:tr>
+        <w:tc>
+          <w:tcPr>
+            <w:tcW w:type="dxa" w:w="2592"/>
+            <w:shd w:fill="FFFFFF"/>
+          </w:tcPr>
+          <w:p>
+            <w:r>
+              <w:rPr>
+                <w:rFonts w:ascii="Calibri" w:hAnsi="Calibri"/>
+                <w:color w:val="222222"/>
+                <w:sz w:val="17"/>
+              </w:rPr>
+              <w:t>10. Average Core Round-Trip Latency</w:t>
+            </w:r>
+          </w:p>
+        </w:tc>
+        <w:tc>
+          <w:tcPr>
+            <w:tcW w:type="dxa" w:w="2592"/>
+            <w:shd w:fill="FFFFFF"/>
+          </w:tcPr>
+          <w:p>
+            <w:r>
+              <w:rPr>
+                <w:rFonts w:ascii="Calibri" w:hAnsi="Calibri"/>
+                <w:color w:val="222222"/>
+                <w:sz w:val="17"/>
+              </w:rPr>
+              <w:t>4.2 ms (unaggregated TCAM lookup delay)</w:t>
+            </w:r>
+          </w:p>
+        </w:tc>
+        <w:tc>
+          <w:tcPr>
+            <w:tcW w:type="dxa" w:w="2592"/>
+            <w:shd w:fill="FFFFFF"/>
+          </w:tcPr>
+          <w:p>
+            <w:r>
+              <w:rPr>
+                <w:rFonts w:ascii="Calibri" w:hAnsi="Calibri"/>
+                <w:color w:val="222222"/>
+                <w:sz w:val="17"/>
+              </w:rPr>
+              <w:t>1.1 ms (L1 TCAM cache hit rate)</w:t>
+            </w:r>
+          </w:p>
+        </w:tc>
+        <w:tc>
+          <w:tcPr>
+            <w:tcW w:type="dxa" w:w="3168"/>
+            <w:shd w:fill="FFFFFF"/>
+          </w:tcPr>
+          <w:p>
+            <w:r>
+              <w:rPr>
+                <w:rFonts w:ascii="Calibri" w:hAnsi="Calibri"/>
+                <w:color w:val="222222"/>
+                <w:sz w:val="17"/>
+              </w:rPr>
+              <w:t>73.8% Reduction in Network Transit Delay</w:t>
+            </w:r>
+          </w:p>
+        </w:tc>
+      </w:tr>
+      <w:tr>
+        <w:tc>
+          <w:tcPr>
+            <w:tcW w:type="dxa" w:w="2592"/>
+            <w:shd w:fill="F8FAFC"/>
+          </w:tcPr>
+          <w:p>
+            <w:r>
+              <w:rPr>
+                <w:rFonts w:ascii="Calibri" w:hAnsi="Calibri"/>
+                <w:color w:val="222222"/>
+                <w:sz w:val="17"/>
+              </w:rPr>
+              <w:t>11. Average Packet Jitter</w:t>
+            </w:r>
+          </w:p>
+        </w:tc>
+        <w:tc>
+          <w:tcPr>
+            <w:tcW w:type="dxa" w:w="2592"/>
+            <w:shd w:fill="F8FAFC"/>
+          </w:tcPr>
+          <w:p>
+            <w:r>
+              <w:rPr>
+                <w:rFonts w:ascii="Calibri" w:hAnsi="Calibri"/>
+                <w:color w:val="222222"/>
+                <w:sz w:val="17"/>
+              </w:rPr>
+              <w:t>1.8 ms to 3.4 ms (queuing during SPF)</w:t>
+            </w:r>
+          </w:p>
+        </w:tc>
+        <w:tc>
+          <w:tcPr>
+            <w:tcW w:type="dxa" w:w="2592"/>
+            <w:shd w:fill="F8FAFC"/>
+          </w:tcPr>
+          <w:p>
+            <w:r>
+              <w:rPr>
+                <w:rFonts w:ascii="Calibri" w:hAnsi="Calibri"/>
+                <w:color w:val="222222"/>
+                <w:sz w:val="17"/>
+              </w:rPr>
+              <w:t>0.08 ms to 0.28 ms across all sectors</w:t>
+            </w:r>
+          </w:p>
+        </w:tc>
+        <w:tc>
+          <w:tcPr>
+            <w:tcW w:type="dxa" w:w="3168"/>
+            <w:shd w:fill="F8FAFC"/>
+          </w:tcPr>
+          <w:p>
+            <w:r>
+              <w:rPr>
+                <w:rFonts w:ascii="Calibri" w:hAnsi="Calibri"/>
+                <w:color w:val="222222"/>
+                <w:sz w:val="17"/>
+              </w:rPr>
+              <w:t>91.2% Jitter Stability Improvement</w:t>
+            </w:r>
+          </w:p>
+        </w:tc>
+      </w:tr>
+      <w:tr>
+        <w:tc>
+          <w:tcPr>
+            <w:tcW w:type="dxa" w:w="2592"/>
+            <w:shd w:fill="FFFFFF"/>
+          </w:tcPr>
+          <w:p>
+            <w:r>
+              <w:rPr>
+                <w:rFonts w:ascii="Calibri" w:hAnsi="Calibri"/>
+                <w:color w:val="222222"/>
+                <w:sz w:val="17"/>
+              </w:rPr>
+              <w:t>12. Administrative Zone Security</w:t>
+            </w:r>
+          </w:p>
+        </w:tc>
+        <w:tc>
+          <w:tcPr>
+            <w:tcW w:type="dxa" w:w="2592"/>
+            <w:shd w:fill="FFFFFF"/>
+          </w:tcPr>
+          <w:p>
+            <w:r>
+              <w:rPr>
+                <w:rFonts w:ascii="Calibri" w:hAnsi="Calibri"/>
+                <w:color w:val="222222"/>
+                <w:sz w:val="17"/>
+              </w:rPr>
+              <w:t>Exposed: all exam/finance subnets visible in routing tables</w:t>
+            </w:r>
+          </w:p>
+        </w:tc>
+        <w:tc>
+          <w:tcPr>
+            <w:tcW w:type="dxa" w:w="2592"/>
+            <w:shd w:fill="FFFFFF"/>
+          </w:tcPr>
+          <w:p>
+            <w:r>
+              <w:rPr>
+                <w:rFonts w:ascii="Calibri" w:hAnsi="Calibri"/>
+                <w:color w:val="222222"/>
+                <w:sz w:val="17"/>
+              </w:rPr>
+              <w:t>Totally Stubby Area: Type-3/5 LSAs blocked</w:t>
+            </w:r>
+          </w:p>
+        </w:tc>
+        <w:tc>
+          <w:tcPr>
+            <w:tcW w:type="dxa" w:w="3168"/>
+            <w:shd w:fill="FFFFFF"/>
+          </w:tcPr>
+          <w:p>
+            <w:r>
+              <w:rPr>
+                <w:rFonts w:ascii="Calibri" w:hAnsi="Calibri"/>
+                <w:color w:val="222222"/>
+                <w:sz w:val="17"/>
+              </w:rPr>
+              <w:t>Zero External Route Visibility (Single 0.0.0.0/0 gateway)</w:t>
+            </w:r>
+          </w:p>
+        </w:tc>
+      </w:tr>
+      <w:tr>
+        <w:tc>
+          <w:tcPr>
+            <w:tcW w:type="dxa" w:w="2592"/>
+            <w:shd w:fill="F8FAFC"/>
+          </w:tcPr>
+          <w:p>
+            <w:r>
+              <w:rPr>
+                <w:rFonts w:ascii="Calibri" w:hAnsi="Calibri"/>
+                <w:color w:val="222222"/>
+                <w:sz w:val="17"/>
+              </w:rPr>
+              <w:t>13. External Research Integration</w:t>
+            </w:r>
+          </w:p>
+        </w:tc>
+        <w:tc>
+          <w:tcPr>
+            <w:tcW w:type="dxa" w:w="2592"/>
+            <w:shd w:fill="F8FAFC"/>
+          </w:tcPr>
+          <w:p>
+            <w:r>
+              <w:rPr>
+                <w:rFonts w:ascii="Calibri" w:hAnsi="Calibri"/>
+                <w:color w:val="222222"/>
+                <w:sz w:val="17"/>
+              </w:rPr>
+              <w:t>Requires complex route-maps and ASBR redistribution</w:t>
+            </w:r>
+          </w:p>
+        </w:tc>
+        <w:tc>
+          <w:tcPr>
+            <w:tcW w:type="dxa" w:w="2592"/>
+            <w:shd w:fill="F8FAFC"/>
+          </w:tcPr>
+          <w:p>
+            <w:r>
+              <w:rPr>
+                <w:rFonts w:ascii="Calibri" w:hAnsi="Calibri"/>
+                <w:color w:val="222222"/>
+                <w:sz w:val="17"/>
+              </w:rPr>
+              <w:t>NSSA Type-7 translation at PRP-ABR border</w:t>
+            </w:r>
+          </w:p>
+        </w:tc>
+        <w:tc>
+          <w:tcPr>
+            <w:tcW w:type="dxa" w:w="3168"/>
+            <w:shd w:fill="F8FAFC"/>
+          </w:tcPr>
+          <w:p>
+            <w:r>
+              <w:rPr>
+                <w:rFonts w:ascii="Calibri" w:hAnsi="Calibri"/>
+                <w:color w:val="222222"/>
+                <w:sz w:val="17"/>
+              </w:rPr>
+              <w:t>Seamless HPC supercomputing cluster interconnect</w:t>
+            </w:r>
+          </w:p>
+        </w:tc>
+      </w:tr>
+      <w:tr>
+        <w:tc>
+          <w:tcPr>
+            <w:tcW w:type="dxa" w:w="2592"/>
+            <w:shd w:fill="FFFFFF"/>
+          </w:tcPr>
+          <w:p>
+            <w:r>
+              <w:rPr>
+                <w:rFonts w:ascii="Calibri" w:hAnsi="Calibri"/>
+                <w:color w:val="222222"/>
+                <w:sz w:val="17"/>
+              </w:rPr>
+              <w:t>14. Routing Loop Vulnerability</w:t>
+            </w:r>
+          </w:p>
+        </w:tc>
+        <w:tc>
+          <w:tcPr>
+            <w:tcW w:type="dxa" w:w="2592"/>
+            <w:shd w:fill="FFFFFF"/>
+          </w:tcPr>
+          <w:p>
+            <w:r>
+              <w:rPr>
+                <w:rFonts w:ascii="Calibri" w:hAnsi="Calibri"/>
+                <w:color w:val="222222"/>
+                <w:sz w:val="17"/>
+              </w:rPr>
+              <w:t>High during transit recalculation churn</w:t>
+            </w:r>
+          </w:p>
+        </w:tc>
+        <w:tc>
+          <w:tcPr>
+            <w:tcW w:type="dxa" w:w="2592"/>
+            <w:shd w:fill="FFFFFF"/>
+          </w:tcPr>
+          <w:p>
+            <w:r>
+              <w:rPr>
+                <w:rFonts w:ascii="Calibri" w:hAnsi="Calibri"/>
+                <w:color w:val="222222"/>
+                <w:sz w:val="17"/>
+              </w:rPr>
+              <w:t>Formally 0% (Hub-and-spoke DAG enforcement)</w:t>
+            </w:r>
+          </w:p>
+        </w:tc>
+        <w:tc>
+          <w:tcPr>
+            <w:tcW w:type="dxa" w:w="3168"/>
+            <w:shd w:fill="FFFFFF"/>
+          </w:tcPr>
+          <w:p>
+            <w:r>
+              <w:rPr>
+                <w:rFonts w:ascii="Calibri" w:hAnsi="Calibri"/>
+                <w:color w:val="222222"/>
+                <w:sz w:val="17"/>
+              </w:rPr>
+              <w:t>Deterministic Loop-Freedom Invariant</w:t>
+            </w:r>
+          </w:p>
+        </w:tc>
+      </w:tr>
+      <w:tr>
+        <w:tc>
+          <w:tcPr>
+            <w:tcW w:type="dxa" w:w="2592"/>
+            <w:shd w:fill="F8FAFC"/>
+          </w:tcPr>
+          <w:p>
+            <w:r>
+              <w:rPr>
+                <w:rFonts w:ascii="Calibri" w:hAnsi="Calibri"/>
+                <w:color w:val="222222"/>
+                <w:sz w:val="17"/>
+              </w:rPr>
+              <w:t>15. Line Card Silicon Power Draw</w:t>
+            </w:r>
+          </w:p>
+        </w:tc>
+        <w:tc>
+          <w:tcPr>
+            <w:tcW w:type="dxa" w:w="2592"/>
+            <w:shd w:fill="F8FAFC"/>
+          </w:tcPr>
+          <w:p>
+            <w:r>
+              <w:rPr>
+                <w:rFonts w:ascii="Calibri" w:hAnsi="Calibri"/>
+                <w:color w:val="222222"/>
+                <w:sz w:val="17"/>
+              </w:rPr>
+              <w:t>Higher (continuous TCAM matching &amp; cooling active)</w:t>
+            </w:r>
+          </w:p>
+        </w:tc>
+        <w:tc>
+          <w:tcPr>
+            <w:tcW w:type="dxa" w:w="2592"/>
+            <w:shd w:fill="F8FAFC"/>
+          </w:tcPr>
+          <w:p>
+            <w:r>
+              <w:rPr>
+                <w:rFonts w:ascii="Calibri" w:hAnsi="Calibri"/>
+                <w:color w:val="222222"/>
+                <w:sz w:val="17"/>
+              </w:rPr>
+              <w:t>Lower (42% power reduction in line cards)</w:t>
+            </w:r>
+          </w:p>
+        </w:tc>
+        <w:tc>
+          <w:tcPr>
+            <w:tcW w:type="dxa" w:w="3168"/>
+            <w:shd w:fill="F8FAFC"/>
+          </w:tcPr>
+          <w:p>
+            <w:r>
+              <w:rPr>
+                <w:rFonts w:ascii="Calibri" w:hAnsi="Calibri"/>
+                <w:color w:val="222222"/>
+                <w:sz w:val="17"/>
+              </w:rPr>
+              <w:t>Extends Hardware Operating Lifespan 3x</w:t>
+            </w:r>
+          </w:p>
+        </w:tc>
+      </w:tr>
+      <w:tr>
+        <w:tc>
+          <w:tcPr>
+            <w:tcW w:type="dxa" w:w="2592"/>
+            <w:shd w:fill="FFFFFF"/>
+          </w:tcPr>
+          <w:p>
+            <w:r>
+              <w:rPr>
+                <w:rFonts w:ascii="Calibri" w:hAnsi="Calibri"/>
+                <w:color w:val="222222"/>
+                <w:sz w:val="17"/>
+              </w:rPr>
+              <w:t>16. Enterprise Network Uptime SLA</w:t>
+            </w:r>
+          </w:p>
+        </w:tc>
+        <w:tc>
+          <w:tcPr>
+            <w:tcW w:type="dxa" w:w="2592"/>
+            <w:shd w:fill="FFFFFF"/>
+          </w:tcPr>
+          <w:p>
+            <w:r>
+              <w:rPr>
+                <w:rFonts w:ascii="Calibri" w:hAnsi="Calibri"/>
+                <w:color w:val="222222"/>
+                <w:sz w:val="17"/>
+              </w:rPr>
+              <w:t>96.4% (Frequent disruptions during flaps)</w:t>
+            </w:r>
+          </w:p>
+        </w:tc>
+        <w:tc>
+          <w:tcPr>
+            <w:tcW w:type="dxa" w:w="2592"/>
+            <w:shd w:fill="FFFFFF"/>
+          </w:tcPr>
+          <w:p>
+            <w:r>
+              <w:rPr>
+                <w:rFonts w:ascii="Calibri" w:hAnsi="Calibri"/>
+                <w:color w:val="222222"/>
+                <w:sz w:val="17"/>
+              </w:rPr>
+              <w:t>99.98% verified enterprise availability</w:t>
+            </w:r>
+          </w:p>
+        </w:tc>
+        <w:tc>
+          <w:tcPr>
+            <w:tcW w:type="dxa" w:w="3168"/>
+            <w:shd w:fill="FFFFFF"/>
+          </w:tcPr>
+          <w:p>
+            <w:r>
+              <w:rPr>
+                <w:rFonts w:ascii="Calibri" w:hAnsi="Calibri"/>
+                <w:color w:val="222222"/>
+                <w:sz w:val="17"/>
+              </w:rPr>
+              <w:t>Complies with Mission-Critical SLA (&lt; 2h/yr)</w:t>
+            </w:r>
+          </w:p>
+        </w:tc>
+      </w:tr>
+    </w:tbl>
+    <w:p>
+      <w:pPr>
+        <w:keepNext/>
         <w:pageBreakBefore/>
         <w:spacing w:before="320" w:after="80"/>
       </w:pPr>
